--- a/CAPSTONE/bus311-capstone-student-rubric.docx
+++ b/CAPSTONE/bus311-capstone-student-rubric.docx
@@ -352,7 +352,7 @@
                 <w:color w:val="111827"/>
                 <w:sz w:val="17"/>
               </w:rPr>
-              <w:t>Schema v1.0.0</w:t>
+              <w:t>Schema v1.3.0</w:t>
             </w:r>
           </w:p>
         </w:tc>
@@ -407,7 +407,7 @@
                 <w:color w:val="111827"/>
                 <w:sz w:val="17"/>
               </w:rPr>
-              <w:t>d2a6d9101f1d60048c071272ce5db5d46910bac2e8a409339d506ac801c97cfd</w:t>
+              <w:t>fb4abefaa35e5930198593169f7406750603efb398ee677ecc8baf46dc80fe6a</w:t>
             </w:r>
           </w:p>
         </w:tc>
@@ -1241,7 +1241,7 @@
                 <w:color w:val="111827"/>
                 <w:sz w:val="16"/>
               </w:rPr>
-              <w:t>Company and approved CFO decision</w:t>
+              <w:t>Company exploration and potential CFO decision</w:t>
             </w:r>
           </w:p>
         </w:tc>
@@ -2590,7 +2590,7 @@
           <w:color w:val="175FA9"/>
           <w:sz w:val="26"/>
         </w:rPr>
-        <w:t>M01_CFO_DECISION · Company and approved CFO decision — 5 points</w:t>
+        <w:t>M01_CFO_DECISION · Company exploration and potential CFO decision — 5 points</w:t>
       </w:r>
     </w:p>
     <w:p>
@@ -2603,7 +2603,7 @@
           <w:color w:val="111827"/>
           <w:sz w:val="21"/>
         </w:rPr>
-        <w:t>Establishes a suitable U.S. public company, one material company-specific CFO decision, genuine alternatives, and an evidence plan that can support an individual semester-long analysis.</w:t>
+        <w:t>Selects an approved U.S. public company, completes beginner-level introductory research through AI and/or ordinary web search plus required FactSet use, and proposes one potential company-specific CFO decision for later investigation.</w:t>
       </w:r>
     </w:p>
     <w:p>
@@ -2631,7 +2631,7 @@
           <w:color w:val="111827"/>
           <w:sz w:val="20"/>
         </w:rPr>
-        <w:t>Approved company, ticker, exchange, and individual owner are identified.</w:t>
+        <w:t>The approved public company, ticker, exchange, and individual student are identified.</w:t>
       </w:r>
     </w:p>
     <w:p>
@@ -2644,7 +2644,7 @@
           <w:color w:val="111827"/>
           <w:sz w:val="20"/>
         </w:rPr>
-        <w:t>The decision is written as a CFO-and-Board action question with two or more genuine alternatives and a material finance consequence.</w:t>
+        <w:t>Introductory notes show that the student used AI and/or ordinary web search to learn what the company does and what may matter financially; these notes are exploratory rather than verified evidence.</w:t>
       </w:r>
     </w:p>
     <w:p>
@@ -2657,7 +2657,7 @@
           <w:color w:val="111827"/>
           <w:sz w:val="20"/>
         </w:rPr>
-        <w:t>The initial evidence register includes at least one SEC filing, one permitted FactSet item, and two additional credible research leads, each with period, units, and location details.</w:t>
+        <w:t>One specific FactSet learning is stated and the screen, report, or feature used is named; formal citation and validation are not required at Stage 1.</w:t>
       </w:r>
     </w:p>
     <w:p>
@@ -2670,7 +2670,7 @@
           <w:color w:val="111827"/>
           <w:sz w:val="20"/>
         </w:rPr>
-        <w:t>Any AI-generated research lead is independently verified before it is retained; the student's final scope judgment is recorded.</w:t>
+        <w:t>One potential company-specific CFO decision is proposed in the student's own words with a short explanation of why it seems worth investigating.</w:t>
       </w:r>
     </w:p>
     <w:tbl>
@@ -2869,7 +2869,7 @@
                 <w:color w:val="111827"/>
                 <w:sz w:val="17"/>
               </w:rPr>
-              <w:t>Scope is material, company-specific, feasible, and decision-ready; alternatives and finance consequences are explicit; the SEC/FactSet evidence register is complete and all retained research leads are verified.</w:t>
+              <w:t>The company snapshot is clear and beginner-friendly, the FactSet discovery is concrete and names the feature used, and the potential CFO decision is specific, company-connected, and appropriately tentative.</w:t>
             </w:r>
           </w:p>
         </w:tc>
@@ -2958,7 +2958,7 @@
                 <w:color w:val="111827"/>
                 <w:sz w:val="17"/>
               </w:rPr>
-              <w:t>Company and decision are suitable and approved; alternatives and evidence are credible, with only minor gaps in specificity, traceability, or scope rationale.</w:t>
+              <w:t>The approved company, introductory research, required FactSet learning, and potential CFO decision are complete and understandable, with only minor gaps in specificity or connection.</w:t>
             </w:r>
           </w:p>
         </w:tc>
@@ -3047,7 +3047,7 @@
                 <w:color w:val="111827"/>
                 <w:sz w:val="17"/>
               </w:rPr>
-              <w:t>The decision is broad, descriptive, or weakly linked to a finance consequence; alternatives are thin or the evidence register has material sourcing and verification gaps.</w:t>
+              <w:t>The submission shows a plausible start but the company snapshot is thin, the FactSet learning or feature is vague, or the potential CFO decision is broad or weakly connected to the initial research.</w:t>
             </w:r>
           </w:p>
         </w:tc>
@@ -3136,7 +3136,7 @@
                 <w:color w:val="111827"/>
                 <w:sz w:val="17"/>
               </w:rPr>
-              <w:t>Company or decision is unapproved, unsuitable, unsupported, or not framed for the CFO and Board; evidence is missing, fabricated, or not individually attributable.</w:t>
+              <w:t>The company is outside the approved course scope, required FactSet use is missing, the potential CFO decision is absent, or the work is not individually attributable.</w:t>
             </w:r>
           </w:p>
         </w:tc>
@@ -4883,11 +4883,6 @@
         </w:tc>
       </w:tr>
     </w:tbl>
-    <w:p>
-      <w:r>
-        <w:br w:type="page"/>
-      </w:r>
-    </w:p>
     <w:p>
       <w:pPr>
         <w:pStyle w:val="Heading1"/>
@@ -9129,12 +9124,14 @@
           <w:color w:val="5E6B75"/>
           <w:sz w:val="17"/>
         </w:rPr>
-        <w:t>Generated from BUS311-capstone-rubric-schema.json, version 1.0.0, SHA-256 d2a6d9101f1d60048c071272ce5db5d46910bac2e8a409339d506ac801c97cfd.</w:t>
+        <w:t>Generated from CAPSTONE/source/bus311-capstone.json, version 1.3.0, SHA-256 fb4abefaa35e5930198593169f7406750603efb398ee677ecc8baf46dc80fe6a.</w:t>
       </w:r>
     </w:p>
     <w:sectPr>
       <w:headerReference w:type="default" r:id="rId9"/>
       <w:footerReference w:type="default" r:id="rId10"/>
+      <w:headerReference w:type="even" r:id="rId11"/>
+      <w:footerReference w:type="even" r:id="rId12"/>
       <w:pgSz w:w="12240" w:h="15840"/>
       <w:pgMar w:top="1440" w:right="1440" w:bottom="1440" w:left="1440" w:header="708" w:footer="708" w:gutter="0"/>
       <w:cols w:space="720"/>
@@ -9153,23 +9150,38 @@
     </w:pPr>
     <w:r>
       <w:rPr>
-        <w:rFonts w:ascii="Calibri" w:hAnsi="Calibri"/>
-        <w:color w:val="5E6B75"/>
+        <w:rFonts w:ascii="Aptos" w:hAnsi="Aptos"/>
+        <w:b w:val="0"/>
+        <w:i w:val="0"/>
+        <w:color w:val="5B6472"/>
         <w:sz w:val="17"/>
       </w:rPr>
-      <w:t xml:space="preserve">Rubric v1.0.0 · d2a6d9101f1d  |  </w:t>
+      <w:t xml:space="preserve">Rubric v1.3.0 · fb4abefaa35e  |  Page </w:t>
     </w:r>
     <w:r>
       <w:rPr>
-        <w:rFonts w:ascii="Calibri" w:hAnsi="Calibri"/>
-        <w:color w:val="5E6B75"/>
+        <w:rFonts w:ascii="Aptos" w:hAnsi="Aptos"/>
+        <w:b w:val="0"/>
+        <w:i w:val="0"/>
+        <w:color w:val="5B6472"/>
         <w:sz w:val="17"/>
       </w:rPr>
-      <w:t xml:space="preserve">Page </w:t>
       <w:fldChar w:fldCharType="begin"/>
       <w:instrText xml:space="preserve"> PAGE </w:instrText>
+      <w:fldChar w:fldCharType="separate"/>
+      <w:t>1</w:t>
       <w:fldChar w:fldCharType="end"/>
     </w:r>
+  </w:p>
+</w:ftr>
+</file>
+
+<file path=word/footer2.xml><?xml version="1.0" encoding="utf-8"?>
+<w:ftr xmlns:m="http://schemas.openxmlformats.org/officeDocument/2006/math" xmlns:mc="http://schemas.openxmlformats.org/markup-compatibility/2006" xmlns:mo="http://schemas.microsoft.com/office/mac/office/2008/main" xmlns:mv="urn:schemas-microsoft-com:mac:vml" xmlns:o="urn:schemas-microsoft-com:office:office" xmlns:r="http://schemas.openxmlformats.org/officeDocument/2006/relationships" xmlns:v="urn:schemas-microsoft-com:vml" xmlns:w10="urn:schemas-microsoft-com:office:word" xmlns:w14="http://schemas.microsoft.com/office/word/2010/wordml" xmlns:w="http://schemas.openxmlformats.org/wordprocessingml/2006/main" xmlns:wne="http://schemas.microsoft.com/office/word/2006/wordml" xmlns:wp14="http://schemas.microsoft.com/office/word/2010/wordprocessingDrawing" xmlns:wp="http://schemas.openxmlformats.org/drawingml/2006/wordprocessingDrawing" xmlns:wpc="http://schemas.microsoft.com/office/word/2010/wordprocessingCanvas" xmlns:wpg="http://schemas.microsoft.com/office/word/2010/wordprocessingGroup" xmlns:wpi="http://schemas.microsoft.com/office/word/2010/wordprocessingInk" xmlns:wps="http://schemas.microsoft.com/office/word/2010/wordprocessingShape" mc:Ignorable="w14 wp14">
+  <w:p>
+    <w:pPr>
+      <w:pStyle w:val="Footer"/>
+    </w:pPr>
   </w:p>
 </w:ftr>
 </file>
@@ -9191,6 +9203,16 @@
       </w:rPr>
       <w:t>BUS311 Corporate Finance  |  Individual Company Capstone</w:t>
     </w:r>
+  </w:p>
+</w:hdr>
+</file>
+
+<file path=word/header2.xml><?xml version="1.0" encoding="utf-8"?>
+<w:hdr xmlns:m="http://schemas.openxmlformats.org/officeDocument/2006/math" xmlns:mc="http://schemas.openxmlformats.org/markup-compatibility/2006" xmlns:mo="http://schemas.microsoft.com/office/mac/office/2008/main" xmlns:mv="urn:schemas-microsoft-com:mac:vml" xmlns:o="urn:schemas-microsoft-com:office:office" xmlns:r="http://schemas.openxmlformats.org/officeDocument/2006/relationships" xmlns:v="urn:schemas-microsoft-com:vml" xmlns:w10="urn:schemas-microsoft-com:office:word" xmlns:w14="http://schemas.microsoft.com/office/word/2010/wordml" xmlns:w="http://schemas.openxmlformats.org/wordprocessingml/2006/main" xmlns:wne="http://schemas.microsoft.com/office/word/2006/wordml" xmlns:wp14="http://schemas.microsoft.com/office/word/2010/wordprocessingDrawing" xmlns:wp="http://schemas.openxmlformats.org/drawingml/2006/wordprocessingDrawing" xmlns:wpc="http://schemas.microsoft.com/office/word/2010/wordprocessingCanvas" xmlns:wpg="http://schemas.microsoft.com/office/word/2010/wordprocessingGroup" xmlns:wpi="http://schemas.microsoft.com/office/word/2010/wordprocessingInk" xmlns:wps="http://schemas.microsoft.com/office/word/2010/wordprocessingShape" mc:Ignorable="w14 wp14">
+  <w:p>
+    <w:pPr>
+      <w:pStyle w:val="Header"/>
+    </w:pPr>
   </w:p>
 </w:hdr>
 </file>

--- a/CAPSTONE/bus311-capstone-student-rubric.docx
+++ b/CAPSTONE/bus311-capstone-student-rubric.docx
@@ -407,7 +407,7 @@
                 <w:color w:val="111827"/>
                 <w:sz w:val="17"/>
               </w:rPr>
-              <w:t>fb4abefaa35e5930198593169f7406750603efb398ee677ecc8baf46dc80fe6a</w:t>
+              <w:t>4ed6f97d17903b36d21d313b96f2cf7f1486ef5a137aeb3291bcf0e139370bd8</w:t>
             </w:r>
           </w:p>
         </w:tc>
@@ -9124,7 +9124,7 @@
           <w:color w:val="5E6B75"/>
           <w:sz w:val="17"/>
         </w:rPr>
-        <w:t>Generated from CAPSTONE/source/bus311-capstone.json, version 1.3.0, SHA-256 fb4abefaa35e5930198593169f7406750603efb398ee677ecc8baf46dc80fe6a.</w:t>
+        <w:t>Generated from CAPSTONE/source/bus311-capstone.json, version 1.3.0, SHA-256 4ed6f97d17903b36d21d313b96f2cf7f1486ef5a137aeb3291bcf0e139370bd8.</w:t>
       </w:r>
     </w:p>
     <w:sectPr>
@@ -9132,6 +9132,7 @@
       <w:footerReference w:type="default" r:id="rId10"/>
       <w:headerReference w:type="even" r:id="rId11"/>
       <w:footerReference w:type="even" r:id="rId12"/>
+      <w:footerReference w:type="first" r:id="rId13"/>
       <w:pgSz w:w="12240" w:h="15840"/>
       <w:pgMar w:top="1440" w:right="1440" w:bottom="1440" w:left="1440" w:header="708" w:footer="708" w:gutter="0"/>
       <w:cols w:space="720"/>
@@ -9156,7 +9157,7 @@
         <w:color w:val="5B6472"/>
         <w:sz w:val="17"/>
       </w:rPr>
-      <w:t xml:space="preserve">Rubric v1.3.0 · fb4abefaa35e  |  Page </w:t>
+      <w:t xml:space="preserve">Rubric v1.3.0 · 4ed6f97d1790  |  Page </w:t>
     </w:r>
     <w:r>
       <w:rPr>
@@ -9177,6 +9178,16 @@
 </file>
 
 <file path=word/footer2.xml><?xml version="1.0" encoding="utf-8"?>
+<w:ftr xmlns:m="http://schemas.openxmlformats.org/officeDocument/2006/math" xmlns:mc="http://schemas.openxmlformats.org/markup-compatibility/2006" xmlns:mo="http://schemas.microsoft.com/office/mac/office/2008/main" xmlns:mv="urn:schemas-microsoft-com:mac:vml" xmlns:o="urn:schemas-microsoft-com:office:office" xmlns:r="http://schemas.openxmlformats.org/officeDocument/2006/relationships" xmlns:v="urn:schemas-microsoft-com:vml" xmlns:w10="urn:schemas-microsoft-com:office:word" xmlns:w14="http://schemas.microsoft.com/office/word/2010/wordml" xmlns:w="http://schemas.openxmlformats.org/wordprocessingml/2006/main" xmlns:wne="http://schemas.microsoft.com/office/word/2006/wordml" xmlns:wp14="http://schemas.microsoft.com/office/word/2010/wordprocessingDrawing" xmlns:wp="http://schemas.openxmlformats.org/drawingml/2006/wordprocessingDrawing" xmlns:wpc="http://schemas.microsoft.com/office/word/2010/wordprocessingCanvas" xmlns:wpg="http://schemas.microsoft.com/office/word/2010/wordprocessingGroup" xmlns:wpi="http://schemas.microsoft.com/office/word/2010/wordprocessingInk" xmlns:wps="http://schemas.microsoft.com/office/word/2010/wordprocessingShape" mc:Ignorable="w14 wp14">
+  <w:p>
+    <w:pPr>
+      <w:pStyle w:val="Footer"/>
+    </w:pPr>
+  </w:p>
+</w:ftr>
+</file>
+
+<file path=word/footer3.xml><?xml version="1.0" encoding="utf-8"?>
 <w:ftr xmlns:m="http://schemas.openxmlformats.org/officeDocument/2006/math" xmlns:mc="http://schemas.openxmlformats.org/markup-compatibility/2006" xmlns:mo="http://schemas.microsoft.com/office/mac/office/2008/main" xmlns:mv="urn:schemas-microsoft-com:mac:vml" xmlns:o="urn:schemas-microsoft-com:office:office" xmlns:r="http://schemas.openxmlformats.org/officeDocument/2006/relationships" xmlns:v="urn:schemas-microsoft-com:vml" xmlns:w10="urn:schemas-microsoft-com:office:word" xmlns:w14="http://schemas.microsoft.com/office/word/2010/wordml" xmlns:w="http://schemas.openxmlformats.org/wordprocessingml/2006/main" xmlns:wne="http://schemas.microsoft.com/office/word/2006/wordml" xmlns:wp14="http://schemas.microsoft.com/office/word/2010/wordprocessingDrawing" xmlns:wp="http://schemas.openxmlformats.org/drawingml/2006/wordprocessingDrawing" xmlns:wpc="http://schemas.microsoft.com/office/word/2010/wordprocessingCanvas" xmlns:wpg="http://schemas.microsoft.com/office/word/2010/wordprocessingGroup" xmlns:wpi="http://schemas.microsoft.com/office/word/2010/wordprocessingInk" xmlns:wps="http://schemas.microsoft.com/office/word/2010/wordprocessingShape" mc:Ignorable="w14 wp14">
   <w:p>
     <w:pPr>

--- a/CAPSTONE/bus311-capstone-student-rubric.docx
+++ b/CAPSTONE/bus311-capstone-student-rubric.docx
@@ -106,7 +106,7 @@
                 <w:color w:val="152536"/>
                 <w:sz w:val="21"/>
               </w:rPr>
-              <w:t>Stages 1-4 = 25 points (5 + 8 + 8 + 4). Stage 5 has exactly two criteria: PowerPoint company-analysis project submission = 50 points; oral Board presentation to the class = 25 points. Project total = 100 points.</w:t>
+              <w:t>Stages 1-4 = 25 points (5 + 8 + 8 + 4). Stage 5 has exactly two criteria: PowerPoint company-analysis project submission = 50 points; Oral Presentation = 25 points. Project total = 100 points.</w:t>
             </w:r>
           </w:p>
         </w:tc>
@@ -346,7 +346,7 @@
                 <w:color w:val="1A1F2C"/>
                 <w:sz w:val="18"/>
               </w:rPr>
-              <w:t>oral Board presentation to the class</w:t>
+              <w:t>Oral Presentation</w:t>
             </w:r>
           </w:p>
         </w:tc>
@@ -1989,7 +1989,7 @@
           <w:color w:val="1A1F2C"/>
           <w:sz w:val="21"/>
         </w:rPr>
-        <w:t>Documents bounded C-A-P-A-J challenge, independent verification, human judgment, and revision of the hypothesis, assumptions, recommendation, and oral-presentation preparation.</w:t>
+        <w:t>Documents bounded C-A-P-A-J challenge, independent verification, human judgment, and revision of the hypothesis, assumptions, recommendation, and Oral Presentation preparation.</w:t>
       </w:r>
     </w:p>
     <w:p>
@@ -2984,7 +2984,7 @@
         <w:keepNext/>
       </w:pPr>
       <w:r>
-        <w:t>6. oral Board presentation to the class — 25 points</w:t>
+        <w:t>6. Oral Presentation — 25 points</w:t>
       </w:r>
     </w:p>
     <w:p>
@@ -3023,7 +3023,7 @@
           <w:color w:val="1A1F2C"/>
           <w:sz w:val="21"/>
         </w:rPr>
-        <w:t>• The student presents live on the assigned date using the submitted PowerPoint; the oral presentation is not a second uploaded file.</w:t>
+        <w:t>• The student presents live on the assigned date using the submitted PowerPoint; the Oral Presentation is not a second uploaded file.</w:t>
       </w:r>
     </w:p>
     <w:p>
@@ -3083,7 +3083,7 @@
           <w:color w:val="1A1F2C"/>
           <w:sz w:val="21"/>
         </w:rPr>
-        <w:t>• When uncertain, the student states the limitation and the next evidence or calculation needed; presentation and responses demonstrate individual ownership. The briefing and question responses are scored together in this single 25-point criterion.</w:t>
+        <w:t>• When uncertain, the student states the limitation and the next evidence or calculation needed; the Oral Presentation and responses demonstrate individual ownership. The briefing and question responses are scored together in this single 25-point criterion.</w:t>
       </w:r>
     </w:p>
     <w:p>
@@ -3286,7 +3286,7 @@
                 <w:color w:val="1A1F2C"/>
                 <w:sz w:val="17"/>
               </w:rPr>
-              <w:t>The student gives a decision-led, well-paced presentation within the allotted briefing time and responds accurately and specifically to live questions, tracing sources and model logic, explaining alternatives and risks, acknowledging limits, and demonstrating clear individual ownership throughout.</w:t>
+              <w:t>The student gives a decision-led, well-paced Oral Presentation within the allotted briefing time and responds accurately and specifically to live questions, tracing sources and model logic, explaining alternatives and risks, acknowledging limits, and demonstrating clear individual ownership throughout.</w:t>
             </w:r>
           </w:p>
         </w:tc>
@@ -3378,7 +3378,7 @@
                 <w:color w:val="1A1F2C"/>
                 <w:sz w:val="17"/>
               </w:rPr>
-              <w:t>The core message is understandable, but timing, organization, reading, jargon, pacing, audience fit, source or model command, response accuracy, treatment of alternatives and risks, or acknowledgment of uncertainty materially weakens the live presentation.</w:t>
+              <w:t>The core message is understandable, but timing, organization, reading, jargon, pacing, audience fit, source or model command, response accuracy, treatment of alternatives and risks, or acknowledgment of uncertainty materially weakens the Oral Presentation.</w:t>
             </w:r>
           </w:p>
         </w:tc>
@@ -3467,7 +3467,7 @@
                 <w:color w:val="1A1F2C"/>
                 <w:sz w:val="17"/>
               </w:rPr>
-              <w:t>The student does not deliver the required live presentation, is substantially unprepared, cannot explain essential evidence or model mechanics, gives materially inaccurate or invented responses, or does not demonstrate individual ownership.</w:t>
+              <w:t>The student does not deliver the required Oral Presentation, is substantially unprepared, cannot explain essential evidence or model mechanics, gives materially inaccurate or invented responses, or does not demonstrate individual ownership.</w:t>
             </w:r>
           </w:p>
         </w:tc>
@@ -3907,7 +3907,7 @@
                 <w:color w:val="1A1F2C"/>
                 <w:sz w:val="18"/>
               </w:rPr>
-              <w:t>oral Board presentation to the class</w:t>
+              <w:t>Oral Presentation</w:t>
             </w:r>
           </w:p>
         </w:tc>
@@ -4058,7 +4058,7 @@
                 <w:color w:val="152536"/>
                 <w:sz w:val="21"/>
               </w:rPr>
-              <w:t>There is no separate score for delivery or for responses to questions. Both are included in the single 25-point oral Board presentation criterion.</w:t>
+              <w:t>There is no separate score for delivery or for responses to questions. Both are included in the single 25-point Oral Presentation criterion.</w:t>
             </w:r>
           </w:p>
         </w:tc>
@@ -4088,16 +4088,6 @@
       <w:pStyle w:val="Footer"/>
       <w:jc w:val="right"/>
     </w:pPr>
-    <w:r>
-      <w:rPr>
-        <w:rFonts w:ascii="Aptos" w:hAnsi="Aptos"/>
-        <w:b w:val="0"/>
-        <w:i w:val="0"/>
-        <w:color w:val="5B6472"/>
-        <w:sz w:val="17"/>
-      </w:rPr>
-      <w:t xml:space="preserve">Rubric v1.4.0 · bdaa827c3453  |  Page </w:t>
-    </w:r>
     <w:r>
       <w:rPr>
         <w:rFonts w:ascii="Aptos" w:hAnsi="Aptos"/>
